--- a/docs/Ata de Registro de Desenvolvimento.docx
+++ b/docs/Ata de Registro de Desenvolvimento.docx
@@ -471,7 +471,7 @@
           <w:color w:val="0A0A0A"/>
           <w:sz w:val="21"/>
         </w:rPr>
-        <w:t>Rhyan Rocha (rhyanhdr)</w:t>
+        <w:t>Rhyan Rocha</w:t>
       </w:r>
     </w:p>
     <w:p>
